--- a/documentation/HORIZON_GRID_WINDOWS_INSTALLATION.docx
+++ b/documentation/HORIZON_GRID_WINDOWS_INSTALLATION.docx
@@ -1042,7 +1042,7 @@
       </w:r>
       <w:r>
         <w:rPr/>
-        <w:t xml:space="preserve">HORIZON-GRID-Setup-0.1.0.exe</w:t>
+        <w:t xml:space="preserve">HORIZON-GRID-Setup-0.2.0.exe</w:t>
       </w:r>
       <w:r>
         <w:rPr/>
@@ -1202,12 +1202,12 @@
           <wp:inline distB="0" distL="0" distR="0" distT="0">
             <wp:extent cx="5667375" cy="4457700"/>
             <wp:effectExtent b="0" l="0" r="0" t="0"/>
-            <wp:docPr id="2" name="image-zaXFAr6GJ0GVAUxYLQ3FQ.png"/>
+            <wp:docPr id="2" name="image-VCioClVVBeSlha4r6u_02.png"/>
             <a:graphic>
               <a:graphicData uri="http://schemas.openxmlformats.org/drawingml/2006/picture">
                 <pic:pic>
                   <pic:nvPicPr>
-                    <pic:cNvPr id="2" name="image-zaXFAr6GJ0GVAUxYLQ3FQ.png" descr="Figure 1"/>
+                    <pic:cNvPr id="2" name="image-VCioClVVBeSlha4r6u_02.png" descr="Figure 1"/>
                     <pic:cNvPicPr/>
                   </pic:nvPicPr>
                   <pic:blipFill>
@@ -1288,12 +1288,12 @@
           <wp:inline distB="0" distL="0" distR="0" distT="0">
             <wp:extent cx="6629400" cy="5708650"/>
             <wp:effectExtent b="0" l="0" r="0" t="0"/>
-            <wp:docPr id="4" name="image-gnIsF6iNYlYip3YGh1p_a.png"/>
+            <wp:docPr id="4" name="image-NFyj509FdBUH1nEiKFkms.png"/>
             <a:graphic>
               <a:graphicData uri="http://schemas.openxmlformats.org/drawingml/2006/picture">
                 <pic:pic>
                   <pic:nvPicPr>
-                    <pic:cNvPr id="4" name="image-gnIsF6iNYlYip3YGh1p_a.png" descr="Figure 2"/>
+                    <pic:cNvPr id="4" name="image-NFyj509FdBUH1nEiKFkms.png" descr="Figure 2"/>
                     <pic:cNvPicPr/>
                   </pic:nvPicPr>
                   <pic:blipFill>
@@ -1390,12 +1390,12 @@
           <wp:inline distB="0" distL="0" distR="0" distT="0">
             <wp:extent cx="6629400" cy="5708650"/>
             <wp:effectExtent b="0" l="0" r="0" t="0"/>
-            <wp:docPr id="6" name="image-R8FSr2U2TLzF0pFUkLrkE.png"/>
+            <wp:docPr id="6" name="image-TTHd8J4Zkf0KOrVXHXQpb.png"/>
             <a:graphic>
               <a:graphicData uri="http://schemas.openxmlformats.org/drawingml/2006/picture">
                 <pic:pic>
                   <pic:nvPicPr>
-                    <pic:cNvPr id="6" name="image-R8FSr2U2TLzF0pFUkLrkE.png" descr="Figure 3"/>
+                    <pic:cNvPr id="6" name="image-TTHd8J4Zkf0KOrVXHXQpb.png" descr="Figure 3"/>
                     <pic:cNvPicPr/>
                   </pic:nvPicPr>
                   <pic:blipFill>
@@ -1464,12 +1464,12 @@
           <wp:inline distB="0" distL="0" distR="0" distT="0">
             <wp:extent cx="6629400" cy="5708650"/>
             <wp:effectExtent b="0" l="0" r="0" t="0"/>
-            <wp:docPr id="8" name="image-igoi8NN0oB4B82qHYU8WL.png"/>
+            <wp:docPr id="8" name="image-UhsCpswf6IyIk-z1vBEAn.png"/>
             <a:graphic>
               <a:graphicData uri="http://schemas.openxmlformats.org/drawingml/2006/picture">
                 <pic:pic>
                   <pic:nvPicPr>
-                    <pic:cNvPr id="8" name="image-igoi8NN0oB4B82qHYU8WL.png" descr="Figure 4"/>
+                    <pic:cNvPr id="8" name="image-UhsCpswf6IyIk-z1vBEAn.png" descr="Figure 4"/>
                     <pic:cNvPicPr/>
                   </pic:nvPicPr>
                   <pic:blipFill>
@@ -1566,12 +1566,12 @@
           <wp:inline distB="0" distL="0" distR="0" distT="0">
             <wp:extent cx="6629400" cy="5708650"/>
             <wp:effectExtent b="0" l="0" r="0" t="0"/>
-            <wp:docPr id="10" name="image-Op29DbbEKwjuNyH4jcacQ.png"/>
+            <wp:docPr id="10" name="image-dvZ7jUmIla4RYflsP_Vxx.png"/>
             <a:graphic>
               <a:graphicData uri="http://schemas.openxmlformats.org/drawingml/2006/picture">
                 <pic:pic>
                   <pic:nvPicPr>
-                    <pic:cNvPr id="10" name="image-Op29DbbEKwjuNyH4jcacQ.png" descr="Figure 5"/>
+                    <pic:cNvPr id="10" name="image-dvZ7jUmIla4RYflsP_Vxx.png" descr="Figure 5"/>
                     <pic:cNvPicPr/>
                   </pic:nvPicPr>
                   <pic:blipFill>
@@ -1624,12 +1624,12 @@
           <wp:inline distB="0" distL="0" distR="0" distT="0">
             <wp:extent cx="6629400" cy="5708650"/>
             <wp:effectExtent b="0" l="0" r="0" t="0"/>
-            <wp:docPr id="12" name="image-cn0IpHsC7C5CBxPzU_QCB.png"/>
+            <wp:docPr id="12" name="image-OuapOrN8-OGuFBCVk212q.png"/>
             <a:graphic>
               <a:graphicData uri="http://schemas.openxmlformats.org/drawingml/2006/picture">
                 <pic:pic>
                   <pic:nvPicPr>
-                    <pic:cNvPr id="12" name="image-cn0IpHsC7C5CBxPzU_QCB.png" descr="Figure 6"/>
+                    <pic:cNvPr id="12" name="image-OuapOrN8-OGuFBCVk212q.png" descr="Figure 6"/>
                     <pic:cNvPicPr/>
                   </pic:nvPicPr>
                   <pic:blipFill>
@@ -1806,12 +1806,12 @@
           <wp:inline distB="0" distL="0" distR="0" distT="0">
             <wp:extent cx="6629400" cy="5708650"/>
             <wp:effectExtent b="0" l="0" r="0" t="0"/>
-            <wp:docPr id="14" name="image-7nCiZuqI48t68nq0ufHEE.png"/>
+            <wp:docPr id="14" name="image-o3aeupaJCxUKwveDIOzpk.png"/>
             <a:graphic>
               <a:graphicData uri="http://schemas.openxmlformats.org/drawingml/2006/picture">
                 <pic:pic>
                   <pic:nvPicPr>
-                    <pic:cNvPr id="14" name="image-7nCiZuqI48t68nq0ufHEE.png" descr="Figure 7"/>
+                    <pic:cNvPr id="14" name="image-o3aeupaJCxUKwveDIOzpk.png" descr="Figure 7"/>
                     <pic:cNvPicPr/>
                   </pic:nvPicPr>
                   <pic:blipFill>
@@ -1872,12 +1872,12 @@
           <wp:inline distB="0" distL="0" distR="0" distT="0">
             <wp:extent cx="6629400" cy="5708650"/>
             <wp:effectExtent b="0" l="0" r="0" t="0"/>
-            <wp:docPr id="16" name="image-GIbmqPzBRxLacRjEGYR6a.png"/>
+            <wp:docPr id="16" name="image-fYEsyeQQl7w0M1v-5wgjY.png"/>
             <a:graphic>
               <a:graphicData uri="http://schemas.openxmlformats.org/drawingml/2006/picture">
                 <pic:pic>
                   <pic:nvPicPr>
-                    <pic:cNvPr id="16" name="image-GIbmqPzBRxLacRjEGYR6a.png" descr="Figure 8"/>
+                    <pic:cNvPr id="16" name="image-fYEsyeQQl7w0M1v-5wgjY.png" descr="Figure 8"/>
                     <pic:cNvPicPr/>
                   </pic:nvPicPr>
                   <pic:blipFill>

--- a/documentation/HORIZON_GRID_WINDOWS_INSTALLATION.docx
+++ b/documentation/HORIZON_GRID_WINDOWS_INSTALLATION.docx
@@ -1042,7 +1042,7 @@
       </w:r>
       <w:r>
         <w:rPr/>
-        <w:t xml:space="preserve">HORIZON-GRID-Setup-0.2.0.exe</w:t>
+        <w:t xml:space="preserve">HORIZON-GRID-Setup-0.2.1.exe</w:t>
       </w:r>
       <w:r>
         <w:rPr/>
@@ -1202,12 +1202,12 @@
           <wp:inline distB="0" distL="0" distR="0" distT="0">
             <wp:extent cx="5667375" cy="4457700"/>
             <wp:effectExtent b="0" l="0" r="0" t="0"/>
-            <wp:docPr id="2" name="image-VCioClVVBeSlha4r6u_02.png"/>
+            <wp:docPr id="2" name="image-F4smpGbdbSbqdQX2P2D19.png"/>
             <a:graphic>
               <a:graphicData uri="http://schemas.openxmlformats.org/drawingml/2006/picture">
                 <pic:pic>
                   <pic:nvPicPr>
-                    <pic:cNvPr id="2" name="image-VCioClVVBeSlha4r6u_02.png" descr="Figure 1"/>
+                    <pic:cNvPr id="2" name="image-F4smpGbdbSbqdQX2P2D19.png" descr="Figure 1"/>
                     <pic:cNvPicPr/>
                   </pic:nvPicPr>
                   <pic:blipFill>
@@ -1288,12 +1288,12 @@
           <wp:inline distB="0" distL="0" distR="0" distT="0">
             <wp:extent cx="6629400" cy="5708650"/>
             <wp:effectExtent b="0" l="0" r="0" t="0"/>
-            <wp:docPr id="4" name="image-NFyj509FdBUH1nEiKFkms.png"/>
+            <wp:docPr id="4" name="image-90qN59de-JBY0oMkWfB4i.png"/>
             <a:graphic>
               <a:graphicData uri="http://schemas.openxmlformats.org/drawingml/2006/picture">
                 <pic:pic>
                   <pic:nvPicPr>
-                    <pic:cNvPr id="4" name="image-NFyj509FdBUH1nEiKFkms.png" descr="Figure 2"/>
+                    <pic:cNvPr id="4" name="image-90qN59de-JBY0oMkWfB4i.png" descr="Figure 2"/>
                     <pic:cNvPicPr/>
                   </pic:nvPicPr>
                   <pic:blipFill>
@@ -1390,12 +1390,12 @@
           <wp:inline distB="0" distL="0" distR="0" distT="0">
             <wp:extent cx="6629400" cy="5708650"/>
             <wp:effectExtent b="0" l="0" r="0" t="0"/>
-            <wp:docPr id="6" name="image-TTHd8J4Zkf0KOrVXHXQpb.png"/>
+            <wp:docPr id="6" name="image-avylWQJHrmAc0-vv__6sg.png"/>
             <a:graphic>
               <a:graphicData uri="http://schemas.openxmlformats.org/drawingml/2006/picture">
                 <pic:pic>
                   <pic:nvPicPr>
-                    <pic:cNvPr id="6" name="image-TTHd8J4Zkf0KOrVXHXQpb.png" descr="Figure 3"/>
+                    <pic:cNvPr id="6" name="image-avylWQJHrmAc0-vv__6sg.png" descr="Figure 3"/>
                     <pic:cNvPicPr/>
                   </pic:nvPicPr>
                   <pic:blipFill>
@@ -1464,12 +1464,12 @@
           <wp:inline distB="0" distL="0" distR="0" distT="0">
             <wp:extent cx="6629400" cy="5708650"/>
             <wp:effectExtent b="0" l="0" r="0" t="0"/>
-            <wp:docPr id="8" name="image-UhsCpswf6IyIk-z1vBEAn.png"/>
+            <wp:docPr id="8" name="image-sYas5cdkjmdrepUEW4co7.png"/>
             <a:graphic>
               <a:graphicData uri="http://schemas.openxmlformats.org/drawingml/2006/picture">
                 <pic:pic>
                   <pic:nvPicPr>
-                    <pic:cNvPr id="8" name="image-UhsCpswf6IyIk-z1vBEAn.png" descr="Figure 4"/>
+                    <pic:cNvPr id="8" name="image-sYas5cdkjmdrepUEW4co7.png" descr="Figure 4"/>
                     <pic:cNvPicPr/>
                   </pic:nvPicPr>
                   <pic:blipFill>
@@ -1566,12 +1566,12 @@
           <wp:inline distB="0" distL="0" distR="0" distT="0">
             <wp:extent cx="6629400" cy="5708650"/>
             <wp:effectExtent b="0" l="0" r="0" t="0"/>
-            <wp:docPr id="10" name="image-dvZ7jUmIla4RYflsP_Vxx.png"/>
+            <wp:docPr id="10" name="image-t5CN97-O5By9DrWCiWAjt.png"/>
             <a:graphic>
               <a:graphicData uri="http://schemas.openxmlformats.org/drawingml/2006/picture">
                 <pic:pic>
                   <pic:nvPicPr>
-                    <pic:cNvPr id="10" name="image-dvZ7jUmIla4RYflsP_Vxx.png" descr="Figure 5"/>
+                    <pic:cNvPr id="10" name="image-t5CN97-O5By9DrWCiWAjt.png" descr="Figure 5"/>
                     <pic:cNvPicPr/>
                   </pic:nvPicPr>
                   <pic:blipFill>
@@ -1624,12 +1624,12 @@
           <wp:inline distB="0" distL="0" distR="0" distT="0">
             <wp:extent cx="6629400" cy="5708650"/>
             <wp:effectExtent b="0" l="0" r="0" t="0"/>
-            <wp:docPr id="12" name="image-OuapOrN8-OGuFBCVk212q.png"/>
+            <wp:docPr id="12" name="image-ogsZEXotqdz4BGKG_OeGw.png"/>
             <a:graphic>
               <a:graphicData uri="http://schemas.openxmlformats.org/drawingml/2006/picture">
                 <pic:pic>
                   <pic:nvPicPr>
-                    <pic:cNvPr id="12" name="image-OuapOrN8-OGuFBCVk212q.png" descr="Figure 6"/>
+                    <pic:cNvPr id="12" name="image-ogsZEXotqdz4BGKG_OeGw.png" descr="Figure 6"/>
                     <pic:cNvPicPr/>
                   </pic:nvPicPr>
                   <pic:blipFill>
@@ -1806,12 +1806,12 @@
           <wp:inline distB="0" distL="0" distR="0" distT="0">
             <wp:extent cx="6629400" cy="5708650"/>
             <wp:effectExtent b="0" l="0" r="0" t="0"/>
-            <wp:docPr id="14" name="image-o3aeupaJCxUKwveDIOzpk.png"/>
+            <wp:docPr id="14" name="image-l5YLcIRAb6bad9jlTZyCT.png"/>
             <a:graphic>
               <a:graphicData uri="http://schemas.openxmlformats.org/drawingml/2006/picture">
                 <pic:pic>
                   <pic:nvPicPr>
-                    <pic:cNvPr id="14" name="image-o3aeupaJCxUKwveDIOzpk.png" descr="Figure 7"/>
+                    <pic:cNvPr id="14" name="image-l5YLcIRAb6bad9jlTZyCT.png" descr="Figure 7"/>
                     <pic:cNvPicPr/>
                   </pic:nvPicPr>
                   <pic:blipFill>
@@ -1872,12 +1872,12 @@
           <wp:inline distB="0" distL="0" distR="0" distT="0">
             <wp:extent cx="6629400" cy="5708650"/>
             <wp:effectExtent b="0" l="0" r="0" t="0"/>
-            <wp:docPr id="16" name="image-fYEsyeQQl7w0M1v-5wgjY.png"/>
+            <wp:docPr id="16" name="image-FpVJG7ciq224q8h7HftPX.png"/>
             <a:graphic>
               <a:graphicData uri="http://schemas.openxmlformats.org/drawingml/2006/picture">
                 <pic:pic>
                   <pic:nvPicPr>
-                    <pic:cNvPr id="16" name="image-fYEsyeQQl7w0M1v-5wgjY.png" descr="Figure 8"/>
+                    <pic:cNvPr id="16" name="image-FpVJG7ciq224q8h7HftPX.png" descr="Figure 8"/>
                     <pic:cNvPicPr/>
                   </pic:nvPicPr>
                   <pic:blipFill>

--- a/documentation/HORIZON_GRID_WINDOWS_INSTALLATION.docx
+++ b/documentation/HORIZON_GRID_WINDOWS_INSTALLATION.docx
@@ -1042,7 +1042,7 @@
       </w:r>
       <w:r>
         <w:rPr/>
-        <w:t xml:space="preserve">HORIZON-GRID-Setup-0.2.1.exe</w:t>
+        <w:t xml:space="preserve">HORIZON-GRID-Setup-0.2.2.exe</w:t>
       </w:r>
       <w:r>
         <w:rPr/>
@@ -1202,12 +1202,12 @@
           <wp:inline distB="0" distL="0" distR="0" distT="0">
             <wp:extent cx="5667375" cy="4457700"/>
             <wp:effectExtent b="0" l="0" r="0" t="0"/>
-            <wp:docPr id="2" name="image-F4smpGbdbSbqdQX2P2D19.png"/>
+            <wp:docPr id="2" name="image-qeLGwIxbGZik_VZOBpHkl.png"/>
             <a:graphic>
               <a:graphicData uri="http://schemas.openxmlformats.org/drawingml/2006/picture">
                 <pic:pic>
                   <pic:nvPicPr>
-                    <pic:cNvPr id="2" name="image-F4smpGbdbSbqdQX2P2D19.png" descr="Figure 1"/>
+                    <pic:cNvPr id="2" name="image-qeLGwIxbGZik_VZOBpHkl.png" descr="Figure 1"/>
                     <pic:cNvPicPr/>
                   </pic:nvPicPr>
                   <pic:blipFill>
@@ -1288,12 +1288,12 @@
           <wp:inline distB="0" distL="0" distR="0" distT="0">
             <wp:extent cx="6629400" cy="5708650"/>
             <wp:effectExtent b="0" l="0" r="0" t="0"/>
-            <wp:docPr id="4" name="image-90qN59de-JBY0oMkWfB4i.png"/>
+            <wp:docPr id="4" name="image-HY4m8UBZ6wLo2RCjLlMnc.png"/>
             <a:graphic>
               <a:graphicData uri="http://schemas.openxmlformats.org/drawingml/2006/picture">
                 <pic:pic>
                   <pic:nvPicPr>
-                    <pic:cNvPr id="4" name="image-90qN59de-JBY0oMkWfB4i.png" descr="Figure 2"/>
+                    <pic:cNvPr id="4" name="image-HY4m8UBZ6wLo2RCjLlMnc.png" descr="Figure 2"/>
                     <pic:cNvPicPr/>
                   </pic:nvPicPr>
                   <pic:blipFill>
@@ -1390,12 +1390,12 @@
           <wp:inline distB="0" distL="0" distR="0" distT="0">
             <wp:extent cx="6629400" cy="5708650"/>
             <wp:effectExtent b="0" l="0" r="0" t="0"/>
-            <wp:docPr id="6" name="image-avylWQJHrmAc0-vv__6sg.png"/>
+            <wp:docPr id="6" name="image-C4Ug2PUmmkWur4rYbjsqd.png"/>
             <a:graphic>
               <a:graphicData uri="http://schemas.openxmlformats.org/drawingml/2006/picture">
                 <pic:pic>
                   <pic:nvPicPr>
-                    <pic:cNvPr id="6" name="image-avylWQJHrmAc0-vv__6sg.png" descr="Figure 3"/>
+                    <pic:cNvPr id="6" name="image-C4Ug2PUmmkWur4rYbjsqd.png" descr="Figure 3"/>
                     <pic:cNvPicPr/>
                   </pic:nvPicPr>
                   <pic:blipFill>
@@ -1464,12 +1464,12 @@
           <wp:inline distB="0" distL="0" distR="0" distT="0">
             <wp:extent cx="6629400" cy="5708650"/>
             <wp:effectExtent b="0" l="0" r="0" t="0"/>
-            <wp:docPr id="8" name="image-sYas5cdkjmdrepUEW4co7.png"/>
+            <wp:docPr id="8" name="image-yB5ar623TUeUqmn61t51I.png"/>
             <a:graphic>
               <a:graphicData uri="http://schemas.openxmlformats.org/drawingml/2006/picture">
                 <pic:pic>
                   <pic:nvPicPr>
-                    <pic:cNvPr id="8" name="image-sYas5cdkjmdrepUEW4co7.png" descr="Figure 4"/>
+                    <pic:cNvPr id="8" name="image-yB5ar623TUeUqmn61t51I.png" descr="Figure 4"/>
                     <pic:cNvPicPr/>
                   </pic:nvPicPr>
                   <pic:blipFill>
@@ -1566,12 +1566,12 @@
           <wp:inline distB="0" distL="0" distR="0" distT="0">
             <wp:extent cx="6629400" cy="5708650"/>
             <wp:effectExtent b="0" l="0" r="0" t="0"/>
-            <wp:docPr id="10" name="image-t5CN97-O5By9DrWCiWAjt.png"/>
+            <wp:docPr id="10" name="image--nPGb_OAbj1HXm35ZkSKv.png"/>
             <a:graphic>
               <a:graphicData uri="http://schemas.openxmlformats.org/drawingml/2006/picture">
                 <pic:pic>
                   <pic:nvPicPr>
-                    <pic:cNvPr id="10" name="image-t5CN97-O5By9DrWCiWAjt.png" descr="Figure 5"/>
+                    <pic:cNvPr id="10" name="image--nPGb_OAbj1HXm35ZkSKv.png" descr="Figure 5"/>
                     <pic:cNvPicPr/>
                   </pic:nvPicPr>
                   <pic:blipFill>
@@ -1624,12 +1624,12 @@
           <wp:inline distB="0" distL="0" distR="0" distT="0">
             <wp:extent cx="6629400" cy="5708650"/>
             <wp:effectExtent b="0" l="0" r="0" t="0"/>
-            <wp:docPr id="12" name="image-ogsZEXotqdz4BGKG_OeGw.png"/>
+            <wp:docPr id="12" name="image-_NO1Yf5oDgrYzP9-3WQm5.png"/>
             <a:graphic>
               <a:graphicData uri="http://schemas.openxmlformats.org/drawingml/2006/picture">
                 <pic:pic>
                   <pic:nvPicPr>
-                    <pic:cNvPr id="12" name="image-ogsZEXotqdz4BGKG_OeGw.png" descr="Figure 6"/>
+                    <pic:cNvPr id="12" name="image-_NO1Yf5oDgrYzP9-3WQm5.png" descr="Figure 6"/>
                     <pic:cNvPicPr/>
                   </pic:nvPicPr>
                   <pic:blipFill>
@@ -1806,12 +1806,12 @@
           <wp:inline distB="0" distL="0" distR="0" distT="0">
             <wp:extent cx="6629400" cy="5708650"/>
             <wp:effectExtent b="0" l="0" r="0" t="0"/>
-            <wp:docPr id="14" name="image-l5YLcIRAb6bad9jlTZyCT.png"/>
+            <wp:docPr id="14" name="image-HbjcLCQEqpLF8YN6LivS3.png"/>
             <a:graphic>
               <a:graphicData uri="http://schemas.openxmlformats.org/drawingml/2006/picture">
                 <pic:pic>
                   <pic:nvPicPr>
-                    <pic:cNvPr id="14" name="image-l5YLcIRAb6bad9jlTZyCT.png" descr="Figure 7"/>
+                    <pic:cNvPr id="14" name="image-HbjcLCQEqpLF8YN6LivS3.png" descr="Figure 7"/>
                     <pic:cNvPicPr/>
                   </pic:nvPicPr>
                   <pic:blipFill>
@@ -1872,12 +1872,12 @@
           <wp:inline distB="0" distL="0" distR="0" distT="0">
             <wp:extent cx="6629400" cy="5708650"/>
             <wp:effectExtent b="0" l="0" r="0" t="0"/>
-            <wp:docPr id="16" name="image-FpVJG7ciq224q8h7HftPX.png"/>
+            <wp:docPr id="16" name="image-JoZlBZN_vWTl10FVR_zH2.png"/>
             <a:graphic>
               <a:graphicData uri="http://schemas.openxmlformats.org/drawingml/2006/picture">
                 <pic:pic>
                   <pic:nvPicPr>
-                    <pic:cNvPr id="16" name="image-FpVJG7ciq224q8h7HftPX.png" descr="Figure 8"/>
+                    <pic:cNvPr id="16" name="image-JoZlBZN_vWTl10FVR_zH2.png" descr="Figure 8"/>
                     <pic:cNvPicPr/>
                   </pic:nvPicPr>
                   <pic:blipFill>

--- a/documentation/HORIZON_GRID_WINDOWS_INSTALLATION.docx
+++ b/documentation/HORIZON_GRID_WINDOWS_INSTALLATION.docx
@@ -70,7 +70,7 @@
       </w:r>
       <w:r>
         <w:rPr/>
-        <w:t xml:space="preserve"> 0.1.0</w:t>
+        <w:t xml:space="preserve"> 0.2.3</w:t>
       </w:r>
     </w:p>
     <w:p>
@@ -85,7 +85,7 @@
       </w:r>
       <w:r>
         <w:rPr/>
-        <w:t xml:space="preserve"> 2026-08-17</w:t>
+        <w:t xml:space="preserve"> 2026-08-20</w:t>
       </w:r>
     </w:p>
     <w:p>
@@ -1202,12 +1202,12 @@
           <wp:inline distB="0" distL="0" distR="0" distT="0">
             <wp:extent cx="5667375" cy="4457700"/>
             <wp:effectExtent b="0" l="0" r="0" t="0"/>
-            <wp:docPr id="2" name="image-qeLGwIxbGZik_VZOBpHkl.png"/>
+            <wp:docPr id="2" name="image-Ij3TcR6osUkE_pWVcrjzv.png"/>
             <a:graphic>
               <a:graphicData uri="http://schemas.openxmlformats.org/drawingml/2006/picture">
                 <pic:pic>
                   <pic:nvPicPr>
-                    <pic:cNvPr id="2" name="image-qeLGwIxbGZik_VZOBpHkl.png" descr="Figure 1"/>
+                    <pic:cNvPr id="2" name="image-Ij3TcR6osUkE_pWVcrjzv.png" descr="Figure 1"/>
                     <pic:cNvPicPr/>
                   </pic:nvPicPr>
                   <pic:blipFill>
@@ -1288,12 +1288,12 @@
           <wp:inline distB="0" distL="0" distR="0" distT="0">
             <wp:extent cx="6629400" cy="5708650"/>
             <wp:effectExtent b="0" l="0" r="0" t="0"/>
-            <wp:docPr id="4" name="image-HY4m8UBZ6wLo2RCjLlMnc.png"/>
+            <wp:docPr id="4" name="image-cSsNdBkCpC-x_vF8ngbY4.png"/>
             <a:graphic>
               <a:graphicData uri="http://schemas.openxmlformats.org/drawingml/2006/picture">
                 <pic:pic>
                   <pic:nvPicPr>
-                    <pic:cNvPr id="4" name="image-HY4m8UBZ6wLo2RCjLlMnc.png" descr="Figure 2"/>
+                    <pic:cNvPr id="4" name="image-cSsNdBkCpC-x_vF8ngbY4.png" descr="Figure 2"/>
                     <pic:cNvPicPr/>
                   </pic:nvPicPr>
                   <pic:blipFill>
@@ -1390,12 +1390,12 @@
           <wp:inline distB="0" distL="0" distR="0" distT="0">
             <wp:extent cx="6629400" cy="5708650"/>
             <wp:effectExtent b="0" l="0" r="0" t="0"/>
-            <wp:docPr id="6" name="image-C4Ug2PUmmkWur4rYbjsqd.png"/>
+            <wp:docPr id="6" name="image-xjQtDkP-VOP1dMI_5hxFh.png"/>
             <a:graphic>
               <a:graphicData uri="http://schemas.openxmlformats.org/drawingml/2006/picture">
                 <pic:pic>
                   <pic:nvPicPr>
-                    <pic:cNvPr id="6" name="image-C4Ug2PUmmkWur4rYbjsqd.png" descr="Figure 3"/>
+                    <pic:cNvPr id="6" name="image-xjQtDkP-VOP1dMI_5hxFh.png" descr="Figure 3"/>
                     <pic:cNvPicPr/>
                   </pic:nvPicPr>
                   <pic:blipFill>
@@ -1464,12 +1464,12 @@
           <wp:inline distB="0" distL="0" distR="0" distT="0">
             <wp:extent cx="6629400" cy="5708650"/>
             <wp:effectExtent b="0" l="0" r="0" t="0"/>
-            <wp:docPr id="8" name="image-yB5ar623TUeUqmn61t51I.png"/>
+            <wp:docPr id="8" name="image-2509MwYXlVUioUINTNF7D.png"/>
             <a:graphic>
               <a:graphicData uri="http://schemas.openxmlformats.org/drawingml/2006/picture">
                 <pic:pic>
                   <pic:nvPicPr>
-                    <pic:cNvPr id="8" name="image-yB5ar623TUeUqmn61t51I.png" descr="Figure 4"/>
+                    <pic:cNvPr id="8" name="image-2509MwYXlVUioUINTNF7D.png" descr="Figure 4"/>
                     <pic:cNvPicPr/>
                   </pic:nvPicPr>
                   <pic:blipFill>
@@ -1566,12 +1566,12 @@
           <wp:inline distB="0" distL="0" distR="0" distT="0">
             <wp:extent cx="6629400" cy="5708650"/>
             <wp:effectExtent b="0" l="0" r="0" t="0"/>
-            <wp:docPr id="10" name="image--nPGb_OAbj1HXm35ZkSKv.png"/>
+            <wp:docPr id="10" name="image-AFSnAzMvyL7jfYWanhinI.png"/>
             <a:graphic>
               <a:graphicData uri="http://schemas.openxmlformats.org/drawingml/2006/picture">
                 <pic:pic>
                   <pic:nvPicPr>
-                    <pic:cNvPr id="10" name="image--nPGb_OAbj1HXm35ZkSKv.png" descr="Figure 5"/>
+                    <pic:cNvPr id="10" name="image-AFSnAzMvyL7jfYWanhinI.png" descr="Figure 5"/>
                     <pic:cNvPicPr/>
                   </pic:nvPicPr>
                   <pic:blipFill>
@@ -1624,12 +1624,12 @@
           <wp:inline distB="0" distL="0" distR="0" distT="0">
             <wp:extent cx="6629400" cy="5708650"/>
             <wp:effectExtent b="0" l="0" r="0" t="0"/>
-            <wp:docPr id="12" name="image-_NO1Yf5oDgrYzP9-3WQm5.png"/>
+            <wp:docPr id="12" name="image-jZkZYPnfM-mFQZFxhRv77.png"/>
             <a:graphic>
               <a:graphicData uri="http://schemas.openxmlformats.org/drawingml/2006/picture">
                 <pic:pic>
                   <pic:nvPicPr>
-                    <pic:cNvPr id="12" name="image-_NO1Yf5oDgrYzP9-3WQm5.png" descr="Figure 6"/>
+                    <pic:cNvPr id="12" name="image-jZkZYPnfM-mFQZFxhRv77.png" descr="Figure 6"/>
                     <pic:cNvPicPr/>
                   </pic:nvPicPr>
                   <pic:blipFill>
@@ -1806,12 +1806,12 @@
           <wp:inline distB="0" distL="0" distR="0" distT="0">
             <wp:extent cx="6629400" cy="5708650"/>
             <wp:effectExtent b="0" l="0" r="0" t="0"/>
-            <wp:docPr id="14" name="image-HbjcLCQEqpLF8YN6LivS3.png"/>
+            <wp:docPr id="14" name="image-yfKFSmqVJhexeDOvo0CeS.png"/>
             <a:graphic>
               <a:graphicData uri="http://schemas.openxmlformats.org/drawingml/2006/picture">
                 <pic:pic>
                   <pic:nvPicPr>
-                    <pic:cNvPr id="14" name="image-HbjcLCQEqpLF8YN6LivS3.png" descr="Figure 7"/>
+                    <pic:cNvPr id="14" name="image-yfKFSmqVJhexeDOvo0CeS.png" descr="Figure 7"/>
                     <pic:cNvPicPr/>
                   </pic:nvPicPr>
                   <pic:blipFill>
@@ -1872,12 +1872,12 @@
           <wp:inline distB="0" distL="0" distR="0" distT="0">
             <wp:extent cx="6629400" cy="5708650"/>
             <wp:effectExtent b="0" l="0" r="0" t="0"/>
-            <wp:docPr id="16" name="image-JoZlBZN_vWTl10FVR_zH2.png"/>
+            <wp:docPr id="16" name="image-Iejf9dnl_bcrxyXA417Ah.png"/>
             <a:graphic>
               <a:graphicData uri="http://schemas.openxmlformats.org/drawingml/2006/picture">
                 <pic:pic>
                   <pic:nvPicPr>
-                    <pic:cNvPr id="16" name="image-JoZlBZN_vWTl10FVR_zH2.png" descr="Figure 8"/>
+                    <pic:cNvPr id="16" name="image-Iejf9dnl_bcrxyXA417Ah.png" descr="Figure 8"/>
                     <pic:cNvPicPr/>
                   </pic:nvPicPr>
                   <pic:blipFill>

--- a/documentation/HORIZON_GRID_WINDOWS_INSTALLATION.docx
+++ b/documentation/HORIZON_GRID_WINDOWS_INSTALLATION.docx
@@ -70,7 +70,7 @@
       </w:r>
       <w:r>
         <w:rPr/>
-        <w:t xml:space="preserve"> 0.2.3</w:t>
+        <w:t xml:space="preserve"> 0.2.4</w:t>
       </w:r>
     </w:p>
     <w:p>
@@ -85,7 +85,7 @@
       </w:r>
       <w:r>
         <w:rPr/>
-        <w:t xml:space="preserve"> 2026-08-20</w:t>
+        <w:t xml:space="preserve"> 2026-08-21</w:t>
       </w:r>
     </w:p>
     <w:p>
@@ -1202,12 +1202,12 @@
           <wp:inline distB="0" distL="0" distR="0" distT="0">
             <wp:extent cx="5667375" cy="4457700"/>
             <wp:effectExtent b="0" l="0" r="0" t="0"/>
-            <wp:docPr id="2" name="image-Ij3TcR6osUkE_pWVcrjzv.png"/>
+            <wp:docPr id="2" name="image-8JgoDpgt3TN2YSqWn-m5o.png"/>
             <a:graphic>
               <a:graphicData uri="http://schemas.openxmlformats.org/drawingml/2006/picture">
                 <pic:pic>
                   <pic:nvPicPr>
-                    <pic:cNvPr id="2" name="image-Ij3TcR6osUkE_pWVcrjzv.png" descr="Figure 1"/>
+                    <pic:cNvPr id="2" name="image-8JgoDpgt3TN2YSqWn-m5o.png" descr="Figure 1"/>
                     <pic:cNvPicPr/>
                   </pic:nvPicPr>
                   <pic:blipFill>
@@ -1288,12 +1288,12 @@
           <wp:inline distB="0" distL="0" distR="0" distT="0">
             <wp:extent cx="6629400" cy="5708650"/>
             <wp:effectExtent b="0" l="0" r="0" t="0"/>
-            <wp:docPr id="4" name="image-cSsNdBkCpC-x_vF8ngbY4.png"/>
+            <wp:docPr id="4" name="image-qXFaCzCUHzKk_KQyRupBt.png"/>
             <a:graphic>
               <a:graphicData uri="http://schemas.openxmlformats.org/drawingml/2006/picture">
                 <pic:pic>
                   <pic:nvPicPr>
-                    <pic:cNvPr id="4" name="image-cSsNdBkCpC-x_vF8ngbY4.png" descr="Figure 2"/>
+                    <pic:cNvPr id="4" name="image-qXFaCzCUHzKk_KQyRupBt.png" descr="Figure 2"/>
                     <pic:cNvPicPr/>
                   </pic:nvPicPr>
                   <pic:blipFill>
@@ -1390,12 +1390,12 @@
           <wp:inline distB="0" distL="0" distR="0" distT="0">
             <wp:extent cx="6629400" cy="5708650"/>
             <wp:effectExtent b="0" l="0" r="0" t="0"/>
-            <wp:docPr id="6" name="image-xjQtDkP-VOP1dMI_5hxFh.png"/>
+            <wp:docPr id="6" name="image-GZWcMXIW1yonWhfXMrISC.png"/>
             <a:graphic>
               <a:graphicData uri="http://schemas.openxmlformats.org/drawingml/2006/picture">
                 <pic:pic>
                   <pic:nvPicPr>
-                    <pic:cNvPr id="6" name="image-xjQtDkP-VOP1dMI_5hxFh.png" descr="Figure 3"/>
+                    <pic:cNvPr id="6" name="image-GZWcMXIW1yonWhfXMrISC.png" descr="Figure 3"/>
                     <pic:cNvPicPr/>
                   </pic:nvPicPr>
                   <pic:blipFill>
@@ -1435,7 +1435,7 @@
       </w:pPr>
       <w:r>
         <w:rPr/>
-        <w:t xml:space="preserve">Lets you pick which of the platform's five supported AI backends to use — Ollama (local, no API key, no cost), Anthropic, AWS Bedrock, Google Gemini, or Groq — and enter the corresponding credentials. Each backend's panel has its own live "Test Connection" button that calls the real running backend's </w:t>
+        <w:t xml:space="preserve">Lets you pick which of the platform's eleven supported AI backends to use — Ollama (local, no API key, no cost), Anthropic, AWS Bedrock, Google Gemini, Groq, OpenAI, Kimi, DeepSeek, xAI, Mistral, or OpenRouter — and enter the corresponding credentials. Each backend's panel has its own live "Test Connection" button that calls the real running backend's </w:t>
       </w:r>
       <w:r>
         <w:rPr/>
@@ -1464,12 +1464,12 @@
           <wp:inline distB="0" distL="0" distR="0" distT="0">
             <wp:extent cx="6629400" cy="5708650"/>
             <wp:effectExtent b="0" l="0" r="0" t="0"/>
-            <wp:docPr id="8" name="image-2509MwYXlVUioUINTNF7D.png"/>
+            <wp:docPr id="8" name="image-c7WfB8DBw0SiNhaBTe_sf.png"/>
             <a:graphic>
               <a:graphicData uri="http://schemas.openxmlformats.org/drawingml/2006/picture">
                 <pic:pic>
                   <pic:nvPicPr>
-                    <pic:cNvPr id="8" name="image-2509MwYXlVUioUINTNF7D.png" descr="Figure 4"/>
+                    <pic:cNvPr id="8" name="image-c7WfB8DBw0SiNhaBTe_sf.png" descr="Figure 4"/>
                     <pic:cNvPicPr/>
                   </pic:nvPicPr>
                   <pic:blipFill>
@@ -1566,12 +1566,12 @@
           <wp:inline distB="0" distL="0" distR="0" distT="0">
             <wp:extent cx="6629400" cy="5708650"/>
             <wp:effectExtent b="0" l="0" r="0" t="0"/>
-            <wp:docPr id="10" name="image-AFSnAzMvyL7jfYWanhinI.png"/>
+            <wp:docPr id="10" name="image-lUohPRsFqfZ2lwDTkP3Mz.png"/>
             <a:graphic>
               <a:graphicData uri="http://schemas.openxmlformats.org/drawingml/2006/picture">
                 <pic:pic>
                   <pic:nvPicPr>
-                    <pic:cNvPr id="10" name="image-AFSnAzMvyL7jfYWanhinI.png" descr="Figure 5"/>
+                    <pic:cNvPr id="10" name="image-lUohPRsFqfZ2lwDTkP3Mz.png" descr="Figure 5"/>
                     <pic:cNvPicPr/>
                   </pic:nvPicPr>
                   <pic:blipFill>
@@ -1624,12 +1624,12 @@
           <wp:inline distB="0" distL="0" distR="0" distT="0">
             <wp:extent cx="6629400" cy="5708650"/>
             <wp:effectExtent b="0" l="0" r="0" t="0"/>
-            <wp:docPr id="12" name="image-jZkZYPnfM-mFQZFxhRv77.png"/>
+            <wp:docPr id="12" name="image-qPw4P5MxGDsUwhAffDp5v.png"/>
             <a:graphic>
               <a:graphicData uri="http://schemas.openxmlformats.org/drawingml/2006/picture">
                 <pic:pic>
                   <pic:nvPicPr>
-                    <pic:cNvPr id="12" name="image-jZkZYPnfM-mFQZFxhRv77.png" descr="Figure 6"/>
+                    <pic:cNvPr id="12" name="image-qPw4P5MxGDsUwhAffDp5v.png" descr="Figure 6"/>
                     <pic:cNvPicPr/>
                   </pic:nvPicPr>
                   <pic:blipFill>
@@ -1806,12 +1806,12 @@
           <wp:inline distB="0" distL="0" distR="0" distT="0">
             <wp:extent cx="6629400" cy="5708650"/>
             <wp:effectExtent b="0" l="0" r="0" t="0"/>
-            <wp:docPr id="14" name="image-yfKFSmqVJhexeDOvo0CeS.png"/>
+            <wp:docPr id="14" name="image-FHARdy4Q4QKVC3p-g6Ecc.png"/>
             <a:graphic>
               <a:graphicData uri="http://schemas.openxmlformats.org/drawingml/2006/picture">
                 <pic:pic>
                   <pic:nvPicPr>
-                    <pic:cNvPr id="14" name="image-yfKFSmqVJhexeDOvo0CeS.png" descr="Figure 7"/>
+                    <pic:cNvPr id="14" name="image-FHARdy4Q4QKVC3p-g6Ecc.png" descr="Figure 7"/>
                     <pic:cNvPicPr/>
                   </pic:nvPicPr>
                   <pic:blipFill>
@@ -1872,12 +1872,12 @@
           <wp:inline distB="0" distL="0" distR="0" distT="0">
             <wp:extent cx="6629400" cy="5708650"/>
             <wp:effectExtent b="0" l="0" r="0" t="0"/>
-            <wp:docPr id="16" name="image-Iejf9dnl_bcrxyXA417Ah.png"/>
+            <wp:docPr id="16" name="image-TfMaumK_hjo8k1k9oYCOX.png"/>
             <a:graphic>
               <a:graphicData uri="http://schemas.openxmlformats.org/drawingml/2006/picture">
                 <pic:pic>
                   <pic:nvPicPr>
-                    <pic:cNvPr id="16" name="image-Iejf9dnl_bcrxyXA417Ah.png" descr="Figure 8"/>
+                    <pic:cNvPr id="16" name="image-TfMaumK_hjo8k1k9oYCOX.png" descr="Figure 8"/>
                     <pic:cNvPicPr/>
                   </pic:nvPicPr>
                   <pic:blipFill>

--- a/documentation/HORIZON_GRID_WINDOWS_INSTALLATION.docx
+++ b/documentation/HORIZON_GRID_WINDOWS_INSTALLATION.docx
@@ -70,7 +70,7 @@
       </w:r>
       <w:r>
         <w:rPr/>
-        <w:t xml:space="preserve"> 0.2.4</w:t>
+        <w:t xml:space="preserve"> 0.2.5</w:t>
       </w:r>
     </w:p>
     <w:p>
@@ -85,7 +85,7 @@
       </w:r>
       <w:r>
         <w:rPr/>
-        <w:t xml:space="preserve"> 2026-08-21</w:t>
+        <w:t xml:space="preserve"> 2026-08-23</w:t>
       </w:r>
     </w:p>
     <w:p>
@@ -1202,12 +1202,12 @@
           <wp:inline distB="0" distL="0" distR="0" distT="0">
             <wp:extent cx="5667375" cy="4457700"/>
             <wp:effectExtent b="0" l="0" r="0" t="0"/>
-            <wp:docPr id="2" name="image-8JgoDpgt3TN2YSqWn-m5o.png"/>
+            <wp:docPr id="2" name="image-baKqlpGw4dcjMPNCtfkxQ.png"/>
             <a:graphic>
               <a:graphicData uri="http://schemas.openxmlformats.org/drawingml/2006/picture">
                 <pic:pic>
                   <pic:nvPicPr>
-                    <pic:cNvPr id="2" name="image-8JgoDpgt3TN2YSqWn-m5o.png" descr="Figure 1"/>
+                    <pic:cNvPr id="2" name="image-baKqlpGw4dcjMPNCtfkxQ.png" descr="Figure 1"/>
                     <pic:cNvPicPr/>
                   </pic:nvPicPr>
                   <pic:blipFill>
@@ -1288,12 +1288,12 @@
           <wp:inline distB="0" distL="0" distR="0" distT="0">
             <wp:extent cx="6629400" cy="5708650"/>
             <wp:effectExtent b="0" l="0" r="0" t="0"/>
-            <wp:docPr id="4" name="image-qXFaCzCUHzKk_KQyRupBt.png"/>
+            <wp:docPr id="4" name="image-emHus0sE_sOtTmEyn_N79.png"/>
             <a:graphic>
               <a:graphicData uri="http://schemas.openxmlformats.org/drawingml/2006/picture">
                 <pic:pic>
                   <pic:nvPicPr>
-                    <pic:cNvPr id="4" name="image-qXFaCzCUHzKk_KQyRupBt.png" descr="Figure 2"/>
+                    <pic:cNvPr id="4" name="image-emHus0sE_sOtTmEyn_N79.png" descr="Figure 2"/>
                     <pic:cNvPicPr/>
                   </pic:nvPicPr>
                   <pic:blipFill>
@@ -1390,12 +1390,12 @@
           <wp:inline distB="0" distL="0" distR="0" distT="0">
             <wp:extent cx="6629400" cy="5708650"/>
             <wp:effectExtent b="0" l="0" r="0" t="0"/>
-            <wp:docPr id="6" name="image-GZWcMXIW1yonWhfXMrISC.png"/>
+            <wp:docPr id="6" name="image-hCEbM6zg6aNo1eP3FsgXx.png"/>
             <a:graphic>
               <a:graphicData uri="http://schemas.openxmlformats.org/drawingml/2006/picture">
                 <pic:pic>
                   <pic:nvPicPr>
-                    <pic:cNvPr id="6" name="image-GZWcMXIW1yonWhfXMrISC.png" descr="Figure 3"/>
+                    <pic:cNvPr id="6" name="image-hCEbM6zg6aNo1eP3FsgXx.png" descr="Figure 3"/>
                     <pic:cNvPicPr/>
                   </pic:nvPicPr>
                   <pic:blipFill>
@@ -1464,12 +1464,12 @@
           <wp:inline distB="0" distL="0" distR="0" distT="0">
             <wp:extent cx="6629400" cy="5708650"/>
             <wp:effectExtent b="0" l="0" r="0" t="0"/>
-            <wp:docPr id="8" name="image-c7WfB8DBw0SiNhaBTe_sf.png"/>
+            <wp:docPr id="8" name="image-on5Wi1rn7JoRqA1sxpaGX.png"/>
             <a:graphic>
               <a:graphicData uri="http://schemas.openxmlformats.org/drawingml/2006/picture">
                 <pic:pic>
                   <pic:nvPicPr>
-                    <pic:cNvPr id="8" name="image-c7WfB8DBw0SiNhaBTe_sf.png" descr="Figure 4"/>
+                    <pic:cNvPr id="8" name="image-on5Wi1rn7JoRqA1sxpaGX.png" descr="Figure 4"/>
                     <pic:cNvPicPr/>
                   </pic:nvPicPr>
                   <pic:blipFill>
@@ -1566,12 +1566,12 @@
           <wp:inline distB="0" distL="0" distR="0" distT="0">
             <wp:extent cx="6629400" cy="5708650"/>
             <wp:effectExtent b="0" l="0" r="0" t="0"/>
-            <wp:docPr id="10" name="image-lUohPRsFqfZ2lwDTkP3Mz.png"/>
+            <wp:docPr id="10" name="image-SJ9jsP6psIf2sNcGujqES.png"/>
             <a:graphic>
               <a:graphicData uri="http://schemas.openxmlformats.org/drawingml/2006/picture">
                 <pic:pic>
                   <pic:nvPicPr>
-                    <pic:cNvPr id="10" name="image-lUohPRsFqfZ2lwDTkP3Mz.png" descr="Figure 5"/>
+                    <pic:cNvPr id="10" name="image-SJ9jsP6psIf2sNcGujqES.png" descr="Figure 5"/>
                     <pic:cNvPicPr/>
                   </pic:nvPicPr>
                   <pic:blipFill>
@@ -1624,12 +1624,12 @@
           <wp:inline distB="0" distL="0" distR="0" distT="0">
             <wp:extent cx="6629400" cy="5708650"/>
             <wp:effectExtent b="0" l="0" r="0" t="0"/>
-            <wp:docPr id="12" name="image-qPw4P5MxGDsUwhAffDp5v.png"/>
+            <wp:docPr id="12" name="image-_6RF0Zii00mqAbF0YmslA.png"/>
             <a:graphic>
               <a:graphicData uri="http://schemas.openxmlformats.org/drawingml/2006/picture">
                 <pic:pic>
                   <pic:nvPicPr>
-                    <pic:cNvPr id="12" name="image-qPw4P5MxGDsUwhAffDp5v.png" descr="Figure 6"/>
+                    <pic:cNvPr id="12" name="image-_6RF0Zii00mqAbF0YmslA.png" descr="Figure 6"/>
                     <pic:cNvPicPr/>
                   </pic:nvPicPr>
                   <pic:blipFill>
@@ -1806,12 +1806,12 @@
           <wp:inline distB="0" distL="0" distR="0" distT="0">
             <wp:extent cx="6629400" cy="5708650"/>
             <wp:effectExtent b="0" l="0" r="0" t="0"/>
-            <wp:docPr id="14" name="image-FHARdy4Q4QKVC3p-g6Ecc.png"/>
+            <wp:docPr id="14" name="image-RSZ5klGlKPYhB4xymTFH1.png"/>
             <a:graphic>
               <a:graphicData uri="http://schemas.openxmlformats.org/drawingml/2006/picture">
                 <pic:pic>
                   <pic:nvPicPr>
-                    <pic:cNvPr id="14" name="image-FHARdy4Q4QKVC3p-g6Ecc.png" descr="Figure 7"/>
+                    <pic:cNvPr id="14" name="image-RSZ5klGlKPYhB4xymTFH1.png" descr="Figure 7"/>
                     <pic:cNvPicPr/>
                   </pic:nvPicPr>
                   <pic:blipFill>
@@ -1872,12 +1872,12 @@
           <wp:inline distB="0" distL="0" distR="0" distT="0">
             <wp:extent cx="6629400" cy="5708650"/>
             <wp:effectExtent b="0" l="0" r="0" t="0"/>
-            <wp:docPr id="16" name="image-TfMaumK_hjo8k1k9oYCOX.png"/>
+            <wp:docPr id="16" name="image-cQhTzDhWcReMNvnSbtfsW.png"/>
             <a:graphic>
               <a:graphicData uri="http://schemas.openxmlformats.org/drawingml/2006/picture">
                 <pic:pic>
                   <pic:nvPicPr>
-                    <pic:cNvPr id="16" name="image-TfMaumK_hjo8k1k9oYCOX.png" descr="Figure 8"/>
+                    <pic:cNvPr id="16" name="image-cQhTzDhWcReMNvnSbtfsW.png" descr="Figure 8"/>
                     <pic:cNvPicPr/>
                   </pic:nvPicPr>
                   <pic:blipFill>
